--- a/Chapter_3_VPR/Chapter_3_VPR.docx
+++ b/Chapter_3_VPR/Chapter_3_VPR.docx
@@ -143,8 +143,82 @@
         </w:drawing>
       </w:r>
     </w:p>
+    <w:p>
+      <w:pPr>
+        <w:rPr>
+          <w:b/>
+          <w:bCs/>
+          <w:sz w:val="28"/>
+          <w:szCs w:val="28"/>
+        </w:rPr>
+      </w:pPr>
+      <w:r>
+        <w:rPr>
+          <w:b/>
+          <w:bCs/>
+          <w:sz w:val="28"/>
+          <w:szCs w:val="28"/>
+        </w:rPr>
+        <w:t>Different view of VPR</w:t>
+      </w:r>
+    </w:p>
+    <w:p>
+      <w:r>
+        <w:rPr>
+          <w:noProof/>
+        </w:rPr>
+        <w:drawing>
+          <wp:inline distT="0" distB="0" distL="0" distR="0" wp14:anchorId="3A4E6C40" wp14:editId="21225BDA">
+            <wp:extent cx="6765539" cy="2838735"/>
+            <wp:effectExtent l="0" t="0" r="0" b="0"/>
+            <wp:docPr id="3" name="Picture 3"/>
+            <wp:cNvGraphicFramePr>
+              <a:graphicFrameLocks xmlns:a="http://schemas.openxmlformats.org/drawingml/2006/main" noChangeAspect="1"/>
+            </wp:cNvGraphicFramePr>
+            <a:graphic xmlns:a="http://schemas.openxmlformats.org/drawingml/2006/main">
+              <a:graphicData uri="http://schemas.openxmlformats.org/drawingml/2006/picture">
+                <pic:pic xmlns:pic="http://schemas.openxmlformats.org/drawingml/2006/picture">
+                  <pic:nvPicPr>
+                    <pic:cNvPr id="0" name="Picture 1"/>
+                    <pic:cNvPicPr>
+                      <a:picLocks noChangeAspect="1" noChangeArrowheads="1"/>
+                    </pic:cNvPicPr>
+                  </pic:nvPicPr>
+                  <pic:blipFill>
+                    <a:blip r:embed="rId9">
+                      <a:extLst>
+                        <a:ext uri="{28A0092B-C50C-407E-A947-70E740481C1C}">
+                          <a14:useLocalDpi xmlns:a14="http://schemas.microsoft.com/office/drawing/2010/main" val="0"/>
+                        </a:ext>
+                      </a:extLst>
+                    </a:blip>
+                    <a:srcRect/>
+                    <a:stretch>
+                      <a:fillRect/>
+                    </a:stretch>
+                  </pic:blipFill>
+                  <pic:spPr bwMode="auto">
+                    <a:xfrm>
+                      <a:off x="0" y="0"/>
+                      <a:ext cx="6772511" cy="2841660"/>
+                    </a:xfrm>
+                    <a:prstGeom prst="rect">
+                      <a:avLst/>
+                    </a:prstGeom>
+                    <a:noFill/>
+                    <a:ln>
+                      <a:noFill/>
+                    </a:ln>
+                  </pic:spPr>
+                </pic:pic>
+              </a:graphicData>
+            </a:graphic>
+          </wp:inline>
+        </w:drawing>
+      </w:r>
+    </w:p>
     <w:sectPr>
-      <w:headerReference w:type="default" r:id="rId9"/>
+      <w:headerReference w:type="default" r:id="rId10"/>
       <w:pgSz w:w="11906" w:h="16838"/>
       <w:pgMar w:top="1440" w:right="566" w:bottom="1440" w:left="567" w:header="708" w:footer="708" w:gutter="0"/>
       <w:cols w:space="708"/>

--- a/Chapter_3_VPR/Chapter_3_VPR.docx
+++ b/Chapter_3_VPR/Chapter_3_VPR.docx
@@ -217,8 +217,64 @@
         </w:drawing>
       </w:r>
     </w:p>
+    <w:p>
+      <w:r>
+        <w:rPr>
+          <w:noProof/>
+        </w:rPr>
+        <w:lastRenderedPageBreak/>
+        <w:drawing>
+          <wp:inline distT="0" distB="0" distL="0" distR="0" wp14:anchorId="2CFD0172" wp14:editId="071781D1">
+            <wp:extent cx="5715000" cy="3340726"/>
+            <wp:effectExtent l="0" t="0" r="0" b="0"/>
+            <wp:docPr id="4" name="Picture 4"/>
+            <wp:cNvGraphicFramePr>
+              <a:graphicFrameLocks xmlns:a="http://schemas.openxmlformats.org/drawingml/2006/main" noChangeAspect="1"/>
+            </wp:cNvGraphicFramePr>
+            <a:graphic xmlns:a="http://schemas.openxmlformats.org/drawingml/2006/main">
+              <a:graphicData uri="http://schemas.openxmlformats.org/drawingml/2006/picture">
+                <pic:pic xmlns:pic="http://schemas.openxmlformats.org/drawingml/2006/picture">
+                  <pic:nvPicPr>
+                    <pic:cNvPr id="0" name="Picture 1"/>
+                    <pic:cNvPicPr>
+                      <a:picLocks noChangeAspect="1" noChangeArrowheads="1"/>
+                    </pic:cNvPicPr>
+                  </pic:nvPicPr>
+                  <pic:blipFill>
+                    <a:blip r:embed="rId10">
+                      <a:extLst>
+                        <a:ext uri="{28A0092B-C50C-407E-A947-70E740481C1C}">
+                          <a14:useLocalDpi xmlns:a14="http://schemas.microsoft.com/office/drawing/2010/main" val="0"/>
+                        </a:ext>
+                      </a:extLst>
+                    </a:blip>
+                    <a:srcRect/>
+                    <a:stretch>
+                      <a:fillRect/>
+                    </a:stretch>
+                  </pic:blipFill>
+                  <pic:spPr bwMode="auto">
+                    <a:xfrm>
+                      <a:off x="0" y="0"/>
+                      <a:ext cx="5724291" cy="3346157"/>
+                    </a:xfrm>
+                    <a:prstGeom prst="rect">
+                      <a:avLst/>
+                    </a:prstGeom>
+                    <a:noFill/>
+                    <a:ln>
+                      <a:noFill/>
+                    </a:ln>
+                  </pic:spPr>
+                </pic:pic>
+              </a:graphicData>
+            </a:graphic>
+          </wp:inline>
+        </w:drawing>
+      </w:r>
+    </w:p>
     <w:sectPr>
-      <w:headerReference w:type="default" r:id="rId10"/>
+      <w:headerReference w:type="default" r:id="rId11"/>
       <w:pgSz w:w="11906" w:h="16838"/>
       <w:pgMar w:top="1440" w:right="566" w:bottom="1440" w:left="567" w:header="708" w:footer="708" w:gutter="0"/>
       <w:cols w:space="708"/>

--- a/Chapter_3_VPR/Chapter_3_VPR.docx
+++ b/Chapter_3_VPR/Chapter_3_VPR.docx
@@ -273,8 +273,117 @@
         </w:drawing>
       </w:r>
     </w:p>
+    <w:p>
+      <w:r>
+        <w:rPr>
+          <w:noProof/>
+        </w:rPr>
+        <w:lastRenderedPageBreak/>
+        <w:drawing>
+          <wp:inline distT="0" distB="0" distL="0" distR="0" wp14:anchorId="411DB451" wp14:editId="75F7B6E0">
+            <wp:extent cx="6840855" cy="3461385"/>
+            <wp:effectExtent l="0" t="0" r="0" b="5715"/>
+            <wp:docPr id="6" name="Picture 6"/>
+            <wp:cNvGraphicFramePr>
+              <a:graphicFrameLocks xmlns:a="http://schemas.openxmlformats.org/drawingml/2006/main" noChangeAspect="1"/>
+            </wp:cNvGraphicFramePr>
+            <a:graphic xmlns:a="http://schemas.openxmlformats.org/drawingml/2006/main">
+              <a:graphicData uri="http://schemas.openxmlformats.org/drawingml/2006/picture">
+                <pic:pic xmlns:pic="http://schemas.openxmlformats.org/drawingml/2006/picture">
+                  <pic:nvPicPr>
+                    <pic:cNvPr id="0" name="Picture 2"/>
+                    <pic:cNvPicPr>
+                      <a:picLocks noChangeAspect="1" noChangeArrowheads="1"/>
+                    </pic:cNvPicPr>
+                  </pic:nvPicPr>
+                  <pic:blipFill>
+                    <a:blip r:embed="rId11">
+                      <a:extLst>
+                        <a:ext uri="{28A0092B-C50C-407E-A947-70E740481C1C}">
+                          <a14:useLocalDpi xmlns:a14="http://schemas.microsoft.com/office/drawing/2010/main" val="0"/>
+                        </a:ext>
+                      </a:extLst>
+                    </a:blip>
+                    <a:srcRect/>
+                    <a:stretch>
+                      <a:fillRect/>
+                    </a:stretch>
+                  </pic:blipFill>
+                  <pic:spPr bwMode="auto">
+                    <a:xfrm>
+                      <a:off x="0" y="0"/>
+                      <a:ext cx="6840855" cy="3461385"/>
+                    </a:xfrm>
+                    <a:prstGeom prst="rect">
+                      <a:avLst/>
+                    </a:prstGeom>
+                    <a:noFill/>
+                    <a:ln>
+                      <a:noFill/>
+                    </a:ln>
+                  </pic:spPr>
+                </pic:pic>
+              </a:graphicData>
+            </a:graphic>
+          </wp:inline>
+        </w:drawing>
+      </w:r>
+      <w:r>
+        <w:rPr>
+          <w:noProof/>
+        </w:rPr>
+        <w:drawing>
+          <wp:inline distT="0" distB="0" distL="0" distR="0" wp14:anchorId="2B9B683C" wp14:editId="2B64F5D6">
+            <wp:extent cx="6840855" cy="2873375"/>
+            <wp:effectExtent l="0" t="0" r="0" b="3175"/>
+            <wp:docPr id="5" name="Picture 5"/>
+            <wp:cNvGraphicFramePr>
+              <a:graphicFrameLocks xmlns:a="http://schemas.openxmlformats.org/drawingml/2006/main" noChangeAspect="1"/>
+            </wp:cNvGraphicFramePr>
+            <a:graphic xmlns:a="http://schemas.openxmlformats.org/drawingml/2006/main">
+              <a:graphicData uri="http://schemas.openxmlformats.org/drawingml/2006/picture">
+                <pic:pic xmlns:pic="http://schemas.openxmlformats.org/drawingml/2006/picture">
+                  <pic:nvPicPr>
+                    <pic:cNvPr id="0" name="Picture 1"/>
+                    <pic:cNvPicPr>
+                      <a:picLocks noChangeAspect="1" noChangeArrowheads="1"/>
+                    </pic:cNvPicPr>
+                  </pic:nvPicPr>
+                  <pic:blipFill>
+                    <a:blip r:embed="rId12">
+                      <a:extLst>
+                        <a:ext uri="{28A0092B-C50C-407E-A947-70E740481C1C}">
+                          <a14:useLocalDpi xmlns:a14="http://schemas.microsoft.com/office/drawing/2010/main" val="0"/>
+                        </a:ext>
+                      </a:extLst>
+                    </a:blip>
+                    <a:srcRect/>
+                    <a:stretch>
+                      <a:fillRect/>
+                    </a:stretch>
+                  </pic:blipFill>
+                  <pic:spPr bwMode="auto">
+                    <a:xfrm>
+                      <a:off x="0" y="0"/>
+                      <a:ext cx="6840855" cy="2873375"/>
+                    </a:xfrm>
+                    <a:prstGeom prst="rect">
+                      <a:avLst/>
+                    </a:prstGeom>
+                    <a:noFill/>
+                    <a:ln>
+                      <a:noFill/>
+                    </a:ln>
+                  </pic:spPr>
+                </pic:pic>
+              </a:graphicData>
+            </a:graphic>
+          </wp:inline>
+        </w:drawing>
+      </w:r>
+    </w:p>
     <w:sectPr>
-      <w:headerReference w:type="default" r:id="rId11"/>
+      <w:headerReference w:type="default" r:id="rId13"/>
       <w:pgSz w:w="11906" w:h="16838"/>
       <w:pgMar w:top="1440" w:right="566" w:bottom="1440" w:left="567" w:header="708" w:footer="708" w:gutter="0"/>
       <w:cols w:space="708"/>
